--- a/METODOLOGIA/REQUERIMIENTOS FUNCIONALES 1.docx
+++ b/METODOLOGIA/REQUERIMIENTOS FUNCIONALES 1.docx
@@ -361,8 +361,8 @@
           <w:lang w:eastAsia="es-CO"/>
           <w14:ligatures w14:val="none"/>
         </w:rPr>
-        <w:pict w14:anchorId="05CBB876">
-          <v:rect id="_x0000_i1025" style="width:0;height:1.5pt" o:hralign="center" o:hrstd="t" o:hr="t" fillcolor="#a0a0a0" stroked="f"/>
+        <w:pict w14:anchorId="0341B9B7">
+          <v:rect id="_x0000_i1037" style="width:0;height:1.5pt" o:hralign="center" o:hrstd="t" o:hr="t" fillcolor="#a0a0a0" stroked="f"/>
         </w:pict>
       </w:r>
     </w:p>
@@ -704,8 +704,8 @@
           <w:lang w:eastAsia="es-CO"/>
           <w14:ligatures w14:val="none"/>
         </w:rPr>
-        <w:pict w14:anchorId="73704C19">
-          <v:rect id="_x0000_i1026" style="width:0;height:1.5pt" o:hralign="center" o:hrstd="t" o:hr="t" fillcolor="#a0a0a0" stroked="f"/>
+        <w:pict w14:anchorId="0B7E4B25">
+          <v:rect id="_x0000_i1038" style="width:0;height:1.5pt" o:hralign="center" o:hrstd="t" o:hr="t" fillcolor="#a0a0a0" stroked="f"/>
         </w:pict>
       </w:r>
     </w:p>
@@ -1046,8 +1046,8 @@
           <w:lang w:eastAsia="es-CO"/>
           <w14:ligatures w14:val="none"/>
         </w:rPr>
-        <w:pict w14:anchorId="362454FE">
-          <v:rect id="_x0000_i1027" style="width:0;height:1.5pt" o:hralign="center" o:hrstd="t" o:hr="t" fillcolor="#a0a0a0" stroked="f"/>
+        <w:pict w14:anchorId="07157DA0">
+          <v:rect id="_x0000_i1039" style="width:0;height:1.5pt" o:hralign="center" o:hrstd="t" o:hr="t" fillcolor="#a0a0a0" stroked="f"/>
         </w:pict>
       </w:r>
     </w:p>
@@ -1389,8 +1389,8 @@
           <w:lang w:eastAsia="es-CO"/>
           <w14:ligatures w14:val="none"/>
         </w:rPr>
-        <w:pict w14:anchorId="2ADD5C22">
-          <v:rect id="_x0000_i1028" style="width:0;height:1.5pt" o:hralign="center" o:hrstd="t" o:hr="t" fillcolor="#a0a0a0" stroked="f"/>
+        <w:pict w14:anchorId="5E81098D">
+          <v:rect id="_x0000_i1040" style="width:0;height:1.5pt" o:hralign="center" o:hrstd="t" o:hr="t" fillcolor="#a0a0a0" stroked="f"/>
         </w:pict>
       </w:r>
     </w:p>
@@ -1732,8 +1732,8 @@
           <w:lang w:eastAsia="es-CO"/>
           <w14:ligatures w14:val="none"/>
         </w:rPr>
-        <w:pict w14:anchorId="09243F40">
-          <v:rect id="_x0000_i1029" style="width:0;height:1.5pt" o:hralign="center" o:hrstd="t" o:hr="t" fillcolor="#a0a0a0" stroked="f"/>
+        <w:pict w14:anchorId="17585E24">
+          <v:rect id="_x0000_i1041" style="width:0;height:1.5pt" o:hralign="center" o:hrstd="t" o:hr="t" fillcolor="#a0a0a0" stroked="f"/>
         </w:pict>
       </w:r>
     </w:p>
@@ -2074,8 +2074,8 @@
           <w:lang w:eastAsia="es-CO"/>
           <w14:ligatures w14:val="none"/>
         </w:rPr>
-        <w:pict w14:anchorId="4E9B24E2">
-          <v:rect id="_x0000_i1030" style="width:0;height:1.5pt" o:hralign="center" o:hrstd="t" o:hr="t" fillcolor="#a0a0a0" stroked="f"/>
+        <w:pict w14:anchorId="34203796">
+          <v:rect id="_x0000_i1042" style="width:0;height:1.5pt" o:hralign="center" o:hrstd="t" o:hr="t" fillcolor="#a0a0a0" stroked="f"/>
         </w:pict>
       </w:r>
     </w:p>
@@ -9706,6 +9706,7 @@
   <w:style w:type="paragraph" w:default="1" w:styleId="Normal">
     <w:name w:val="Normal"/>
     <w:qFormat/>
+    <w:rsid w:val="00560358"/>
   </w:style>
   <w:style w:type="paragraph" w:styleId="Ttulo1">
     <w:name w:val="heading 1"/>
@@ -9909,6 +9910,7 @@
   <w:style w:type="character" w:default="1" w:styleId="Fuentedeprrafopredeter">
     <w:name w:val="Default Paragraph Font"/>
     <w:uiPriority w:val="1"/>
+    <w:semiHidden/>
     <w:unhideWhenUsed/>
   </w:style>
   <w:style w:type="table" w:default="1" w:styleId="Tablanormal">
